--- a/samples/problems.docx
+++ b/samples/problems.docx
@@ -69,7 +69,7 @@
       </w:pPr>
       <w:r>
         <w:pict>
-          <v:shape id="ua5ndhdcx9dgfcib0cdde" type="#_x0000_t202" style="width:200pt;height:50pt">
+          <v:shape id="u3ap6cxdvoeb2ys3-fyfm" type="#_x0000_t202" style="width:200pt;height:50pt">
             <v:textbox style="mso-fit-shape-to-text:t;">
               <w:txbxContent>
                 <w:p>
